--- a/backend/master_templates/uput_prethodni.docx
+++ b/backend/master_templates/uput_prethodni.docx
@@ -26,7 +26,7 @@
         <w:spacing w:after="0"/>
       </w:pPr>
       <w:r>
-        <w:t xml:space="preserve">Poslodavac: </w:t>
+        <w:t>Poslodavac: {{ client.name }}</w:t>
       </w:r>
     </w:p>
     <w:p>
@@ -34,7 +34,7 @@
         <w:spacing w:after="0"/>
       </w:pPr>
       <w:r>
-        <w:t xml:space="preserve">Matični broj iz jedinstvenog registra: </w:t>
+        <w:t>Matični broj iz jedinstvenog registra: {{ client.registration_number }}</w:t>
       </w:r>
     </w:p>
     <w:p>
@@ -42,7 +42,7 @@
         <w:spacing w:after="0"/>
       </w:pPr>
       <w:r>
-        <w:t xml:space="preserve">Adresa: </w:t>
+        <w:t>Adresa: {{ client.address }}</w:t>
       </w:r>
     </w:p>
     <w:p>
@@ -50,7 +50,7 @@
         <w:spacing w:after="0"/>
       </w:pPr>
       <w:r>
-        <w:t xml:space="preserve">Šifra delatnosti: </w:t>
+        <w:t>Šifra delatnosti: {{ client.activity_code }}</w:t>
       </w:r>
     </w:p>
     <w:p>
@@ -64,7 +64,7 @@
         <w:spacing w:after="0"/>
       </w:pPr>
       <w:r>
-        <w:t xml:space="preserve">Datum: </w:t>
+        <w:t>Datum: {{ scheduled_for }}</w:t>
       </w:r>
     </w:p>
     <w:p>
@@ -72,7 +72,7 @@
         <w:spacing w:after="0"/>
       </w:pPr>
       <w:r>
-        <w:t xml:space="preserve">Broj uputa: </w:t>
+        <w:t>Broj uputa: {{ instruction_number }}</w:t>
       </w:r>
     </w:p>
     <w:p>
@@ -86,7 +86,7 @@
         <w:spacing w:after="0"/>
       </w:pPr>
       <w:r>
-        <w:t>Upućuje se na PRETHODNI pregled   , rođen(a)  u , JMBG , po zanimanju , koji(a) treba da radi na radnom mestu , radi ocene ispunjenosti posebnih zdravstvenih sposobnosti za obavljanje poslova na tom radnom mestu – koje je Aktom o proceni rizika  (, ) utvrđeno kao radno mesto sa povećanim rizikom.</w:t>
+        <w:t>Upućuje se na PRETHODNI pregled {{ employee.first_name }} {{ employee.father_name }} {{ employee.last_name }}, rođen(a) {{ date_of_birth }} u {{ employee.place_of_birth }}, JMBG {{ employee.national_id }}, po zanimanju {{ employee.occupation }}, koji(a) treba da radi na radnom mestu {{ employee.high_risk_position_name }} kod poslodavca {{ client.name }}, radi ocene ispunjenosti posebnih zdravstvenih sposobnosti za obavljanje poslova na tom radnom mestu – koje je Aktom o proceni rizika ({{ client.risk_assessment_act_name }}, {{ client.risk_assessment_act_date }}) utvrđeno kao radno mesto sa povećanim rizikom.</w:t>
       </w:r>
     </w:p>
     <w:p>
